--- a/data/cvs/cv_183_UNEP_-_United_Nations_Environment_Progra_DATA_ENGINEER.docx
+++ b/data/cvs/cv_183_UNEP_-_United_Nations_Environment_Progra_DATA_ENGINEER.docx
@@ -86,7 +86,7 @@
         <w:rPr>
           <w:sz w:val="20"/>
         </w:rPr>
-        <w:t>Data Engineer with a background in full-stack development and AI data annotation, specialising in building robust data pipelines and automation tools. I have experience with a range of programming languages, frameworks, and databases, and have worked on projects involving data extraction, transformation, and loading (ETL/ELT) processes, API integrations, and data quality control. Currently, I am focused on delivering data engineering solutions at Copy Cat Group, including an AI-powered tender scraping pipeline and a live SAP API integration.</w:t>
+        <w:t>Full Stack Developer and AI Data Engineer with a focus on building robust data pipelines and automation solutions. I excel at integrating APIs, databases, and flat files into cohesive data platforms, ensuring seamless data flow and interoperability. Currently, I'm leading the development of an AI-powered tender scraping pipeline and an SAP API integration at Copy Cat Group, showcasing my expertise in data engineering, automation, and system design.</w:t>
       </w:r>
     </w:p>
     <w:p>
@@ -119,7 +119,7 @@
         <w:rPr>
           <w:sz w:val="20"/>
         </w:rPr>
-        <w:t>Python, JavaScript, SQL, PHP, Kotlin, Bash</w:t>
+        <w:t>Python, JavaScript, SQL, Bash</w:t>
       </w:r>
     </w:p>
     <w:p>
@@ -155,7 +155,7 @@
         <w:rPr>
           <w:sz w:val="20"/>
         </w:rPr>
-        <w:t>PostgreSQL, MySQL, MongoDB, SQLite</w:t>
+        <w:t>PostgreSQL, MySQL, MongoDB</w:t>
       </w:r>
     </w:p>
     <w:p>
@@ -173,7 +173,7 @@
         <w:rPr>
           <w:sz w:val="20"/>
         </w:rPr>
-        <w:t>Pandas, NumPy, Excel, Data Visualisation, Statistical Analysis</w:t>
+        <w:t>Pandas, Data Visualisation, Statistical Analysis</w:t>
       </w:r>
     </w:p>
     <w:p>
@@ -191,7 +191,7 @@
         <w:rPr>
           <w:sz w:val="20"/>
         </w:rPr>
-        <w:t>Gemini API, Groq API, Prompt Engineering, LLM Evaluation, Data Annotation, Dataset Structuring</w:t>
+        <w:t>Prompt Engineering, LLM Evaluation, Dataset Structuring</w:t>
       </w:r>
     </w:p>
     <w:p>
@@ -209,7 +209,7 @@
         <w:rPr>
           <w:sz w:val="20"/>
         </w:rPr>
-        <w:t>n8n, Playwright, APScheduler, Web Scraping, REST APIs</w:t>
+        <w:t>n8n, Playwright, Web Scraping, REST APIs</w:t>
       </w:r>
     </w:p>
     <w:p>
@@ -227,7 +227,7 @@
         <w:rPr>
           <w:sz w:val="20"/>
         </w:rPr>
-        <w:t>Oracle Cloud, Google Cloud Platform, Git, GitHub, CI/CD, Containerization</w:t>
+        <w:t>Git, CI/CD, Containerization, Cloud Infrastructure</w:t>
       </w:r>
     </w:p>
     <w:p>
@@ -245,7 +245,7 @@
         <w:rPr>
           <w:sz w:val="20"/>
         </w:rPr>
-        <w:t>ETL/ELT processes, flat files, EO feeds, corporate data platforms, Git-based workflows, automated tests, enterprise data lakes, data warehouses, analytics platforms, data quality controls, validation, deduplication</w:t>
+        <w:t>ETL/ELT, EO feeds, data integration, data architecture, data governance, infrastructure-as-code, automated testing, data lakes, data warehouses, analytics platforms, data quality control</w:t>
       </w:r>
     </w:p>
     <w:p>
@@ -263,7 +263,7 @@
         <w:rPr>
           <w:sz w:val="20"/>
         </w:rPr>
-        <w:t>reconciliation, schema enforcement, cloud infrastructure, hybrid data infrastructure, storage, compute clusters, container orchestration, workflow engines, runbooks, standard operating procedures, data ingestion, data storage, data delivery</w:t>
+        <w:t>deduplication, reconciliation, schema enforcement, hybrid infrastructure, storage, compute clusters, container orchestration, workflow engines, runbooks, standard operating procedures, security, data interoperability</w:t>
       </w:r>
     </w:p>
     <w:p>
@@ -313,7 +313,7 @@
         <w:rPr>
           <w:sz w:val="20"/>
         </w:rPr>
-        <w:t>Designing and implementing an AI-powered tender scraping pipeline to automate tender opportunity discovery and processing.</w:t>
+        <w:t>Leading the design and development of an AI-powered tender scraping pipeline, automating tender discovery and processing.</w:t>
       </w:r>
     </w:p>
     <w:p>
@@ -325,7 +325,7 @@
         <w:rPr>
           <w:sz w:val="20"/>
         </w:rPr>
-        <w:t>Integrating SAP APIs with an internal Credit Control System, creating a live, automated system serving multiple business units.</w:t>
+        <w:t>Integrating SAP APIs with an internal Credit Control System, creating an automated system for OA and IT business units.</w:t>
       </w:r>
     </w:p>
     <w:p>
@@ -337,7 +337,7 @@
         <w:rPr>
           <w:sz w:val="20"/>
         </w:rPr>
-        <w:t>Authoring technical documentation, including BRDs and SDDs, to define project scope, architecture, and technical specifications for enterprise-level solutions.</w:t>
+        <w:t>Authoring technical documentation, including BRDs and SDDs, to define project scope and technical specifications for enterprise clients.</w:t>
       </w:r>
     </w:p>
     <w:p>
@@ -372,7 +372,31 @@
         <w:rPr>
           <w:sz w:val="20"/>
         </w:rPr>
-        <w:t>Generating difference-based captions for multimodal datasets, improving model accuracy through detailed annotations.</w:t>
+        <w:t>Train AI models by generating accurate difference-based captions for multimodal datasets</w:t>
+      </w:r>
+    </w:p>
+    <w:p>
+      <w:pPr>
+        <w:pStyle w:val="ListBullet"/>
+        <w:spacing w:before="0" w:after="20"/>
+      </w:pPr>
+      <w:r>
+        <w:rPr>
+          <w:sz w:val="20"/>
+        </w:rPr>
+        <w:t>Perform categorisation, bounding, consistency checks, and image-level validation to improve multimodal model accuracy</w:t>
+      </w:r>
+    </w:p>
+    <w:p>
+      <w:pPr>
+        <w:pStyle w:val="ListBullet"/>
+        <w:spacing w:before="0" w:after="20"/>
+      </w:pPr>
+      <w:r>
+        <w:rPr>
+          <w:sz w:val="20"/>
+        </w:rPr>
+        <w:t>Contribute high-quality annotated outputs that directly feed into production AI model training pipelines</w:t>
       </w:r>
     </w:p>
     <w:p>
@@ -407,7 +431,31 @@
         <w:rPr>
           <w:sz w:val="20"/>
         </w:rPr>
-        <w:t>Building and delivering full-stack applications, optimising UI components and APIs for diverse client needs.</w:t>
+        <w:t>Developed and delivered full-stack solutions for U.S.-based clients across different sectors</w:t>
+      </w:r>
+    </w:p>
+    <w:p>
+      <w:pPr>
+        <w:pStyle w:val="ListBullet"/>
+        <w:spacing w:before="0" w:after="20"/>
+      </w:pPr>
+      <w:r>
+        <w:rPr>
+          <w:sz w:val="20"/>
+        </w:rPr>
+        <w:t>Built UI components, optimised APIs, and handled CMS-based website systems</w:t>
+      </w:r>
+    </w:p>
+    <w:p>
+      <w:pPr>
+        <w:pStyle w:val="ListBullet"/>
+        <w:spacing w:before="0" w:after="20"/>
+      </w:pPr>
+      <w:r>
+        <w:rPr>
+          <w:sz w:val="20"/>
+        </w:rPr>
+        <w:t>Collaborated with remote teams to debug, improve performance, and implement client feedback</w:t>
       </w:r>
     </w:p>
     <w:p>
@@ -442,7 +490,31 @@
         <w:rPr>
           <w:sz w:val="20"/>
         </w:rPr>
-        <w:t>Performing intent detection, slot tagging, and utterance verification for health and agriculture AI systems, ensuring high-quality multilingual training data.</w:t>
+        <w:t>Annotated and evaluated datasets for health and agriculture AI systems</w:t>
+      </w:r>
+    </w:p>
+    <w:p>
+      <w:pPr>
+        <w:pStyle w:val="ListBullet"/>
+        <w:spacing w:before="0" w:after="20"/>
+      </w:pPr>
+      <w:r>
+        <w:rPr>
+          <w:sz w:val="20"/>
+        </w:rPr>
+        <w:t>Performed intent detection, slot tagging, utterance verification, and structured dataset creation</w:t>
+      </w:r>
+    </w:p>
+    <w:p>
+      <w:pPr>
+        <w:pStyle w:val="ListBullet"/>
+        <w:spacing w:before="0" w:after="20"/>
+      </w:pPr>
+      <w:r>
+        <w:rPr>
+          <w:sz w:val="20"/>
+        </w:rPr>
+        <w:t>Ensured annotation quality and consistency across multilingual and multimodal training data</w:t>
       </w:r>
     </w:p>
     <w:p>
